--- a/demo/series/musterwerk-complete/handover-notes.docx
+++ b/demo/series/musterwerk-complete/handover-notes.docx
@@ -17,7 +17,21 @@
         <w:tc>
           <w:p>
             <w:r>
-              <w:t xml:space="preserve">Dokument</w:t>
+              <w:t xml:space="preserve">Dokument-ID</w:t>
+            </w:r>
+          </w:p>
+        </w:tc>
+        <w:tc>
+          <w:p>
+            <w:r>
+              <w:t xml:space="preserve">Titel</w:t>
+            </w:r>
+          </w:p>
+        </w:tc>
+        <w:tc>
+          <w:p>
+            <w:r>
+              <w:t xml:space="preserve">Version</w:t>
             </w:r>
           </w:p>
         </w:tc>
@@ -31,12 +45,61 @@
         <w:tc>
           <w:p>
             <w:r>
-              <w:t xml:space="preserve">Version</w:t>
-            </w:r>
-          </w:p>
-        </w:tc>
-      </w:tr>
-      <w:tr>
+              <w:t xml:space="preserve">VDI-2770-Klasse</w:t>
+            </w:r>
+          </w:p>
+        </w:tc>
+        <w:tc>
+          <w:p>
+            <w:r>
+              <w:t xml:space="preserve">Klassenname</w:t>
+            </w:r>
+          </w:p>
+        </w:tc>
+        <w:tc>
+          <w:p>
+            <w:r>
+              <w:t xml:space="preserve">Class name</w:t>
+            </w:r>
+          </w:p>
+        </w:tc>
+        <w:tc>
+          <w:p>
+            <w:r>
+              <w:t xml:space="preserve">Klassifikationssystem</w:t>
+            </w:r>
+          </w:p>
+        </w:tc>
+        <w:tc>
+          <w:p>
+            <w:r>
+              <w:t xml:space="preserve">Datei</w:t>
+            </w:r>
+          </w:p>
+        </w:tc>
+        <w:tc>
+          <w:p>
+            <w:r>
+              <w:t xml:space="preserve">Inhaltstyp</w:t>
+            </w:r>
+          </w:p>
+        </w:tc>
+        <w:tc>
+          <w:p>
+            <w:r>
+              <w:t xml:space="preserve">URI</w:t>
+            </w:r>
+          </w:p>
+        </w:tc>
+      </w:tr>
+      <w:tr>
+        <w:tc>
+          <w:p>
+            <w:r>
+              <w:t xml:space="preserve">DoC-MW-EV-2026-01</w:t>
+            </w:r>
+          </w:p>
+        </w:tc>
         <w:tc>
           <w:p>
             <w:r>
@@ -47,6 +110,13 @@
         <w:tc>
           <w:p>
             <w:r>
+              <w:t xml:space="preserve">V1.0</w:t>
+            </w:r>
+          </w:p>
+        </w:tc>
+        <w:tc>
+          <w:p>
+            <w:r>
               <w:t xml:space="preserve">de</w:t>
             </w:r>
           </w:p>
@@ -54,12 +124,140 @@
         <w:tc>
           <w:p>
             <w:r>
+              <w:t xml:space="preserve">02-04</w:t>
+            </w:r>
+          </w:p>
+        </w:tc>
+        <w:tc>
+          <w:p>
+            <w:r>
+              <w:t xml:space="preserve">Zertifikate, Erklärungen</w:t>
+            </w:r>
+          </w:p>
+        </w:tc>
+        <w:tc>
+          <w:p>
+            <w:r>
+              <w:t xml:space="preserve">Certificates, declarations</w:t>
+            </w:r>
+          </w:p>
+        </w:tc>
+        <w:tc>
+          <w:p>
+            <w:r>
+              <w:t xml:space="preserve">VDI2770:2020</w:t>
+            </w:r>
+          </w:p>
+        </w:tc>
+        <w:tc>
+          <w:p>
+            <w:r>
+              <w:t xml:space="preserve">DoC-MW-EV-2026-01.pdf</w:t>
+            </w:r>
+          </w:p>
+        </w:tc>
+        <w:tc>
+          <w:p>
+            <w:r>
+              <w:t xml:space="preserve">application/pdf</w:t>
+            </w:r>
+          </w:p>
+        </w:tc>
+        <w:tc>
+          <w:p>
+            <w:r>
+              <w:t xml:space="preserve">https://passport.musterwerk.example/docs/DoC-MW-EV-2026-01.pdf</w:t>
+            </w:r>
+          </w:p>
+        </w:tc>
+      </w:tr>
+      <w:tr>
+        <w:tc>
+          <w:p>
+            <w:r>
+              <w:t xml:space="preserve">TR-2026-0457</w:t>
+            </w:r>
+          </w:p>
+        </w:tc>
+        <w:tc>
+          <w:p>
+            <w:r>
+              <w:t xml:space="preserve">Prüfbericht zum Konformitätsnachweis</w:t>
+            </w:r>
+          </w:p>
+        </w:tc>
+        <w:tc>
+          <w:p>
+            <w:r>
               <w:t xml:space="preserve">V1.0</w:t>
             </w:r>
           </w:p>
         </w:tc>
-      </w:tr>
-      <w:tr>
+        <w:tc>
+          <w:p>
+            <w:r>
+              <w:t xml:space="preserve">de</w:t>
+            </w:r>
+          </w:p>
+        </w:tc>
+        <w:tc>
+          <w:p>
+            <w:r>
+              <w:t xml:space="preserve">02-04</w:t>
+            </w:r>
+          </w:p>
+        </w:tc>
+        <w:tc>
+          <w:p>
+            <w:r>
+              <w:t xml:space="preserve">Zertifikate, Erklärungen</w:t>
+            </w:r>
+          </w:p>
+        </w:tc>
+        <w:tc>
+          <w:p>
+            <w:r>
+              <w:t xml:space="preserve">Certificates, declarations</w:t>
+            </w:r>
+          </w:p>
+        </w:tc>
+        <w:tc>
+          <w:p>
+            <w:r>
+              <w:t xml:space="preserve">VDI2770:2020</w:t>
+            </w:r>
+          </w:p>
+        </w:tc>
+        <w:tc>
+          <w:p>
+            <w:r>
+              <w:t xml:space="preserve">TR-2026-0457.pdf</w:t>
+            </w:r>
+          </w:p>
+        </w:tc>
+        <w:tc>
+          <w:p>
+            <w:r>
+              <w:t xml:space="preserve">application/pdf</w:t>
+            </w:r>
+          </w:p>
+        </w:tc>
+        <w:tc>
+          <w:p>
+            <w:r>
+              <w:t xml:space="preserve">https://passport.musterwerk.example/docs/TR-2026-0457.pdf</w:t>
+            </w:r>
+          </w:p>
+        </w:tc>
+      </w:tr>
+      <w:tr>
+        <w:tc>
+          <w:p>
+            <w:r>
+              <w:t xml:space="preserve">DISM-MW-EV-2026</w:t>
+            </w:r>
+          </w:p>
+        </w:tc>
         <w:tc>
           <w:p>
             <w:r>
@@ -70,6 +268,13 @@
         <w:tc>
           <w:p>
             <w:r>
+              <w:t xml:space="preserve">V2.1</w:t>
+            </w:r>
+          </w:p>
+        </w:tc>
+        <w:tc>
+          <w:p>
+            <w:r>
               <w:t xml:space="preserve">de</w:t>
             </w:r>
           </w:p>
@@ -77,12 +282,61 @@
         <w:tc>
           <w:p>
             <w:r>
-              <w:t xml:space="preserve">V2.1</w:t>
-            </w:r>
-          </w:p>
-        </w:tc>
-      </w:tr>
-      <w:tr>
+              <w:t xml:space="preserve">02-04</w:t>
+            </w:r>
+          </w:p>
+        </w:tc>
+        <w:tc>
+          <w:p>
+            <w:r>
+              <w:t xml:space="preserve">Zertifikate, Erklärungen</w:t>
+            </w:r>
+          </w:p>
+        </w:tc>
+        <w:tc>
+          <w:p>
+            <w:r>
+              <w:t xml:space="preserve">Certificates, declarations</w:t>
+            </w:r>
+          </w:p>
+        </w:tc>
+        <w:tc>
+          <w:p>
+            <w:r>
+              <w:t xml:space="preserve">VDI2770:2020</w:t>
+            </w:r>
+          </w:p>
+        </w:tc>
+        <w:tc>
+          <w:p>
+            <w:r>
+              <w:t xml:space="preserve">DISM-MW-EV-2026.pdf</w:t>
+            </w:r>
+          </w:p>
+        </w:tc>
+        <w:tc>
+          <w:p>
+            <w:r>
+              <w:t xml:space="preserve">application/pdf</w:t>
+            </w:r>
+          </w:p>
+        </w:tc>
+        <w:tc>
+          <w:p>
+            <w:r>
+              <w:t xml:space="preserve">https://passport.musterwerk.example/docs/DISM-MW-EV-2026.pdf</w:t>
+            </w:r>
+          </w:p>
+        </w:tc>
+      </w:tr>
+      <w:tr>
+        <w:tc>
+          <w:p>
+            <w:r>
+              <w:t xml:space="preserve">SAFETY-MW-EV-2026</w:t>
+            </w:r>
+          </w:p>
+        </w:tc>
         <w:tc>
           <w:p>
             <w:r>
@@ -93,6 +347,13 @@
         <w:tc>
           <w:p>
             <w:r>
+              <w:t xml:space="preserve">V1.3</w:t>
+            </w:r>
+          </w:p>
+        </w:tc>
+        <w:tc>
+          <w:p>
+            <w:r>
               <w:t xml:space="preserve">de, en</w:t>
             </w:r>
           </w:p>
@@ -100,7 +361,365 @@
         <w:tc>
           <w:p>
             <w:r>
-              <w:t xml:space="preserve">V1.3</w:t>
+              <w:t xml:space="preserve">02-04</w:t>
+            </w:r>
+          </w:p>
+        </w:tc>
+        <w:tc>
+          <w:p>
+            <w:r>
+              <w:t xml:space="preserve">Zertifikate, Erklärungen</w:t>
+            </w:r>
+          </w:p>
+        </w:tc>
+        <w:tc>
+          <w:p>
+            <w:r>
+              <w:t xml:space="preserve">Certificates, declarations</w:t>
+            </w:r>
+          </w:p>
+        </w:tc>
+        <w:tc>
+          <w:p>
+            <w:r>
+              <w:t xml:space="preserve">VDI2770:2020</w:t>
+            </w:r>
+          </w:p>
+        </w:tc>
+        <w:tc>
+          <w:p>
+            <w:r>
+              <w:t xml:space="preserve">SAFETY-MW-EV-2026.pdf</w:t>
+            </w:r>
+          </w:p>
+        </w:tc>
+        <w:tc>
+          <w:p>
+            <w:r>
+              <w:t xml:space="preserve">application/pdf</w:t>
+            </w:r>
+          </w:p>
+        </w:tc>
+        <w:tc>
+          <w:p>
+            <w:r>
+              <w:t xml:space="preserve">https://passport.musterwerk.example/docs/SAFETY-MW-EV-2026.pdf</w:t>
+            </w:r>
+          </w:p>
+        </w:tc>
+      </w:tr>
+      <w:tr>
+        <w:tc>
+          <w:p>
+            <w:r>
+              <w:t xml:space="preserve">EOL-PREVENTION-MW-EV-2026</w:t>
+            </w:r>
+          </w:p>
+        </w:tc>
+        <w:tc>
+          <w:p>
+            <w:r>
+              <w:t xml:space="preserve">Endnutzerinformation zur Abfallvermeidung</w:t>
+            </w:r>
+          </w:p>
+        </w:tc>
+        <w:tc>
+          <w:p>
+            <w:r>
+              <w:t xml:space="preserve">V1.0</w:t>
+            </w:r>
+          </w:p>
+        </w:tc>
+        <w:tc>
+          <w:p>
+            <w:r>
+              <w:t xml:space="preserve">de</w:t>
+            </w:r>
+          </w:p>
+        </w:tc>
+        <w:tc>
+          <w:p>
+            <w:r>
+              <w:t xml:space="preserve">02-04</w:t>
+            </w:r>
+          </w:p>
+        </w:tc>
+        <w:tc>
+          <w:p>
+            <w:r>
+              <w:t xml:space="preserve">Zertifikate, Erklärungen</w:t>
+            </w:r>
+          </w:p>
+        </w:tc>
+        <w:tc>
+          <w:p>
+            <w:r>
+              <w:t xml:space="preserve">Certificates, declarations</w:t>
+            </w:r>
+          </w:p>
+        </w:tc>
+        <w:tc>
+          <w:p>
+            <w:r>
+              <w:t xml:space="preserve">VDI2770:2020</w:t>
+            </w:r>
+          </w:p>
+        </w:tc>
+        <w:tc>
+          <w:p>
+            <w:r>
+              <w:t xml:space="preserve">EOL-PREVENTION-MW-EV-2026.pdf</w:t>
+            </w:r>
+          </w:p>
+        </w:tc>
+        <w:tc>
+          <w:p>
+            <w:r>
+              <w:t xml:space="preserve">application/pdf</w:t>
+            </w:r>
+          </w:p>
+        </w:tc>
+        <w:tc>
+          <w:p>
+            <w:r>
+              <w:t xml:space="preserve">https://passport.musterwerk.example/docs/EOL-PREVENTION-MW-EV-2026.pdf</w:t>
+            </w:r>
+          </w:p>
+        </w:tc>
+      </w:tr>
+      <w:tr>
+        <w:tc>
+          <w:p>
+            <w:r>
+              <w:t xml:space="preserve">EOL-SEPARATE-MW-EV-2026</w:t>
+            </w:r>
+          </w:p>
+        </w:tc>
+        <w:tc>
+          <w:p>
+            <w:r>
+              <w:t xml:space="preserve">Endnutzerinformation zur getrennten Sammlung</w:t>
+            </w:r>
+          </w:p>
+        </w:tc>
+        <w:tc>
+          <w:p>
+            <w:r>
+              <w:t xml:space="preserve">V1.0</w:t>
+            </w:r>
+          </w:p>
+        </w:tc>
+        <w:tc>
+          <w:p>
+            <w:r>
+              <w:t xml:space="preserve">de</w:t>
+            </w:r>
+          </w:p>
+        </w:tc>
+        <w:tc>
+          <w:p>
+            <w:r>
+              <w:t xml:space="preserve">02-04</w:t>
+            </w:r>
+          </w:p>
+        </w:tc>
+        <w:tc>
+          <w:p>
+            <w:r>
+              <w:t xml:space="preserve">Zertifikate, Erklärungen</w:t>
+            </w:r>
+          </w:p>
+        </w:tc>
+        <w:tc>
+          <w:p>
+            <w:r>
+              <w:t xml:space="preserve">Certificates, declarations</w:t>
+            </w:r>
+          </w:p>
+        </w:tc>
+        <w:tc>
+          <w:p>
+            <w:r>
+              <w:t xml:space="preserve">VDI2770:2020</w:t>
+            </w:r>
+          </w:p>
+        </w:tc>
+        <w:tc>
+          <w:p>
+            <w:r>
+              <w:t xml:space="preserve">EOL-SEPARATE-MW-EV-2026.pdf</w:t>
+            </w:r>
+          </w:p>
+        </w:tc>
+        <w:tc>
+          <w:p>
+            <w:r>
+              <w:t xml:space="preserve">application/pdf</w:t>
+            </w:r>
+          </w:p>
+        </w:tc>
+        <w:tc>
+          <w:p>
+            <w:r>
+              <w:t xml:space="preserve">https://passport.musterwerk.example/docs/EOL-SEPARATE-MW-EV-2026.pdf</w:t>
+            </w:r>
+          </w:p>
+        </w:tc>
+      </w:tr>
+      <w:tr>
+        <w:tc>
+          <w:p>
+            <w:r>
+              <w:t xml:space="preserve">EOL-COLLECTION-MW-EV-2026</w:t>
+            </w:r>
+          </w:p>
+        </w:tc>
+        <w:tc>
+          <w:p>
+            <w:r>
+              <w:t xml:space="preserve">Information zu Sammlung, Zweitnutzung und Behandlung am Lebensende</w:t>
+            </w:r>
+          </w:p>
+        </w:tc>
+        <w:tc>
+          <w:p>
+            <w:r>
+              <w:t xml:space="preserve">V1.0</w:t>
+            </w:r>
+          </w:p>
+        </w:tc>
+        <w:tc>
+          <w:p>
+            <w:r>
+              <w:t xml:space="preserve">de</w:t>
+            </w:r>
+          </w:p>
+        </w:tc>
+        <w:tc>
+          <w:p>
+            <w:r>
+              <w:t xml:space="preserve">02-04</w:t>
+            </w:r>
+          </w:p>
+        </w:tc>
+        <w:tc>
+          <w:p>
+            <w:r>
+              <w:t xml:space="preserve">Zertifikate, Erklärungen</w:t>
+            </w:r>
+          </w:p>
+        </w:tc>
+        <w:tc>
+          <w:p>
+            <w:r>
+              <w:t xml:space="preserve">Certificates, declarations</w:t>
+            </w:r>
+          </w:p>
+        </w:tc>
+        <w:tc>
+          <w:p>
+            <w:r>
+              <w:t xml:space="preserve">VDI2770:2020</w:t>
+            </w:r>
+          </w:p>
+        </w:tc>
+        <w:tc>
+          <w:p>
+            <w:r>
+              <w:t xml:space="preserve">EOL-COLLECTION-MW-EV-2026.pdf</w:t>
+            </w:r>
+          </w:p>
+        </w:tc>
+        <w:tc>
+          <w:p>
+            <w:r>
+              <w:t xml:space="preserve">application/pdf</w:t>
+            </w:r>
+          </w:p>
+        </w:tc>
+        <w:tc>
+          <w:p>
+            <w:r>
+              <w:t xml:space="preserve">https://passport.musterwerk.example/docs/EOL-COLLECTION-MW-EV-2026.pdf</w:t>
+            </w:r>
+          </w:p>
+        </w:tc>
+      </w:tr>
+      <w:tr>
+        <w:tc>
+          <w:p>
+            <w:r>
+              <w:t xml:space="preserve">-</w:t>
+            </w:r>
+          </w:p>
+        </w:tc>
+        <w:tc>
+          <w:p>
+            <w:r>
+              <w:t xml:space="preserve">Symbol für die getrennte Sammlung (durchgestrichene Mülltonne)</w:t>
+            </w:r>
+          </w:p>
+        </w:tc>
+        <w:tc>
+          <w:p>
+            <w:r>
+              <w:t xml:space="preserve">V1.0</w:t>
+            </w:r>
+          </w:p>
+        </w:tc>
+        <w:tc>
+          <w:p>
+            <w:r>
+              <w:t xml:space="preserve">-</w:t>
+            </w:r>
+          </w:p>
+        </w:tc>
+        <w:tc>
+          <w:p>
+            <w:r>
+              <w:t xml:space="preserve">-</w:t>
+            </w:r>
+          </w:p>
+        </w:tc>
+        <w:tc>
+          <w:p>
+            <w:r>
+              <w:t xml:space="preserve">-</w:t>
+            </w:r>
+          </w:p>
+        </w:tc>
+        <w:tc>
+          <w:p>
+            <w:r>
+              <w:t xml:space="preserve">-</w:t>
+            </w:r>
+          </w:p>
+        </w:tc>
+        <w:tc>
+          <w:p>
+            <w:r>
+              <w:t xml:space="preserve">-</w:t>
+            </w:r>
+          </w:p>
+        </w:tc>
+        <w:tc>
+          <w:p>
+            <w:r>
+              <w:t xml:space="preserve">separate-collection.png</w:t>
+            </w:r>
+          </w:p>
+        </w:tc>
+        <w:tc>
+          <w:p>
+            <w:r>
+              <w:t xml:space="preserve">image/png</w:t>
+            </w:r>
+          </w:p>
+        </w:tc>
+        <w:tc>
+          <w:p>
+            <w:r>
+              <w:t xml:space="preserve">https://passport.musterwerk.example/files/separate-collection.png</w:t>
             </w:r>
           </w:p>
         </w:tc>
